--- a/Пояснительная_записка.docx
+++ b/Пояснительная_записка.docx
@@ -2888,35 +2888,7 @@
                 <w:lang w:eastAsia="ru-RU"/>
                 <w14:ligatures w14:val="none"/>
               </w:rPr>
-              <w:t>9. Результа</w:t>
-            </w:r>
-            <w:r>
-              <w:rPr>
-                <w:rFonts w:ascii="Times New Roman" w:eastAsia="Times New Roman" w:hAnsi="Times New Roman" w:cs="Times New Roman"/>
-                <w:noProof/>
-                <w:color w:val="0563C1"/>
-                <w:kern w:val="0"/>
-                <w:sz w:val="28"/>
-                <w:szCs w:val="28"/>
-                <w:u w:val="single"/>
-                <w:lang w:eastAsia="ru-RU"/>
-                <w14:ligatures w14:val="none"/>
-              </w:rPr>
-              <w:t>т</w:t>
-            </w:r>
-            <w:r>
-              <w:rPr>
-                <w:rFonts w:ascii="Times New Roman" w:eastAsia="Times New Roman" w:hAnsi="Times New Roman" w:cs="Times New Roman"/>
-                <w:noProof/>
-                <w:color w:val="0563C1"/>
-                <w:kern w:val="0"/>
-                <w:sz w:val="28"/>
-                <w:szCs w:val="28"/>
-                <w:u w:val="single"/>
-                <w:lang w:eastAsia="ru-RU"/>
-                <w14:ligatures w14:val="none"/>
-              </w:rPr>
-              <w:t>ы и сравнительный анализ</w:t>
+              <w:t>9. Результаты и сравнительный анализ</w:t>
             </w:r>
             <w:r>
               <w:rPr>
@@ -4159,7 +4131,32 @@
           <w:lang w:eastAsia="ru-RU"/>
           <w14:ligatures w14:val="none"/>
         </w:rPr>
-        <w:t xml:space="preserve"> в Jupyter Notebook, приложенном к данной пояснительной записке. Ссылка на репозиторий: [указать при публикации].</w:t>
+        <w:t xml:space="preserve"> в Jupyter Notebook, приложенном к данной пояснительной записке. </w:t>
+      </w:r>
+      <w:hyperlink r:id="rId7" w:history="1">
+        <w:r>
+          <w:rPr>
+            <w:rStyle w:val="ad"/>
+            <w:rFonts w:ascii="Times New Roman" w:eastAsia="Times New Roman" w:hAnsi="Times New Roman" w:cs="Times New Roman"/>
+            <w:kern w:val="0"/>
+            <w:sz w:val="28"/>
+            <w:szCs w:val="28"/>
+            <w:lang w:eastAsia="ru-RU"/>
+            <w14:ligatures w14:val="none"/>
+          </w:rPr>
+          <w:t>Ссылка на репозиторий</w:t>
+        </w:r>
+      </w:hyperlink>
+      <w:r>
+        <w:rPr>
+          <w:rFonts w:ascii="Times New Roman" w:eastAsia="Times New Roman" w:hAnsi="Times New Roman" w:cs="Times New Roman"/>
+          <w:kern w:val="0"/>
+          <w:sz w:val="28"/>
+          <w:szCs w:val="28"/>
+          <w:lang w:eastAsia="ru-RU"/>
+          <w14:ligatures w14:val="none"/>
+        </w:rPr>
+        <w:t>.</w:t>
       </w:r>
     </w:p>
     <w:p>
@@ -4515,18 +4512,7 @@
           <w:lang w:eastAsia="ru-RU"/>
           <w14:ligatures w14:val="none"/>
         </w:rPr>
-        <w:t>Normalized Mutual Information (NMI) (Нормализованная взаимная информация)</w:t>
-      </w:r>
-      <w:r>
-        <w:rPr>
-          <w:rFonts w:ascii="Times New Roman" w:eastAsia="Times New Roman" w:hAnsi="Times New Roman" w:cs="Times New Roman"/>
-          <w:kern w:val="0"/>
-          <w:sz w:val="28"/>
-          <w:szCs w:val="28"/>
-          <w:lang w:eastAsia="ru-RU"/>
-          <w14:ligatures w14:val="none"/>
-        </w:rPr>
-        <w:t xml:space="preserve"> </w:t>
+        <w:t xml:space="preserve">Normalized Mutual Information (NMI) (Нормализованная взаимная информация) </w:t>
       </w:r>
       <w:r>
         <w:rPr>
@@ -4548,18 +4534,7 @@
           <w:lang w:eastAsia="ru-RU"/>
           <w14:ligatures w14:val="none"/>
         </w:rPr>
-        <w:t>Adjusted Rand Index (ARI) (Скорректированный индекс Ранда)</w:t>
-      </w:r>
-      <w:r>
-        <w:rPr>
-          <w:rFonts w:ascii="Times New Roman" w:eastAsia="Times New Roman" w:hAnsi="Times New Roman" w:cs="Times New Roman"/>
-          <w:kern w:val="0"/>
-          <w:sz w:val="28"/>
-          <w:szCs w:val="28"/>
-          <w:lang w:eastAsia="ru-RU"/>
-          <w14:ligatures w14:val="none"/>
-        </w:rPr>
-        <w:t xml:space="preserve"> </w:t>
+        <w:t xml:space="preserve">Adjusted Rand Index (ARI) (Скорректированный индекс Ранда) </w:t>
       </w:r>
       <w:r>
         <w:rPr>
@@ -4696,7 +4671,7 @@
           <w:kern w:val="0"/>
           <w:sz w:val="28"/>
           <w:szCs w:val="28"/>
-          <w:lang w:eastAsia="ru-RU"/>
+          <w:lang w:val="en-US" w:eastAsia="ru-RU"/>
           <w14:ligatures w14:val="none"/>
         </w:rPr>
       </w:pPr>
@@ -5762,12 +5737,6 @@
         <w:gridCol w:w="1805"/>
       </w:tblGrid>
       <w:tr>
-        <w:tblPrEx>
-          <w:tblCellMar>
-            <w:top w:w="0" w:type="dxa"/>
-            <w:bottom w:w="0" w:type="dxa"/>
-          </w:tblCellMar>
-        </w:tblPrEx>
         <w:tc>
           <w:tcPr>
             <w:tcW w:w="1805" w:type="dxa"/>
@@ -5950,12 +5919,6 @@
         </w:tc>
       </w:tr>
       <w:tr>
-        <w:tblPrEx>
-          <w:tblCellMar>
-            <w:top w:w="0" w:type="dxa"/>
-            <w:bottom w:w="0" w:type="dxa"/>
-          </w:tblCellMar>
-        </w:tblPrEx>
         <w:tc>
           <w:tcPr>
             <w:tcW w:w="1805" w:type="dxa"/>
@@ -6132,12 +6095,6 @@
         </w:tc>
       </w:tr>
       <w:tr>
-        <w:tblPrEx>
-          <w:tblCellMar>
-            <w:top w:w="0" w:type="dxa"/>
-            <w:bottom w:w="0" w:type="dxa"/>
-          </w:tblCellMar>
-        </w:tblPrEx>
         <w:tc>
           <w:tcPr>
             <w:tcW w:w="1805" w:type="dxa"/>
@@ -6314,12 +6271,6 @@
         </w:tc>
       </w:tr>
       <w:tr>
-        <w:tblPrEx>
-          <w:tblCellMar>
-            <w:top w:w="0" w:type="dxa"/>
-            <w:bottom w:w="0" w:type="dxa"/>
-          </w:tblCellMar>
-        </w:tblPrEx>
         <w:tc>
           <w:tcPr>
             <w:tcW w:w="1805" w:type="dxa"/>
@@ -6487,12 +6438,6 @@
         </w:tc>
       </w:tr>
       <w:tr>
-        <w:tblPrEx>
-          <w:tblCellMar>
-            <w:top w:w="0" w:type="dxa"/>
-            <w:bottom w:w="0" w:type="dxa"/>
-          </w:tblCellMar>
-        </w:tblPrEx>
         <w:tc>
           <w:tcPr>
             <w:tcW w:w="1805" w:type="dxa"/>
@@ -6660,12 +6605,6 @@
         </w:tc>
       </w:tr>
       <w:tr>
-        <w:tblPrEx>
-          <w:tblCellMar>
-            <w:top w:w="0" w:type="dxa"/>
-            <w:bottom w:w="0" w:type="dxa"/>
-          </w:tblCellMar>
-        </w:tblPrEx>
         <w:tc>
           <w:tcPr>
             <w:tcW w:w="1805" w:type="dxa"/>
@@ -7861,12 +7800,6 @@
         <w:gridCol w:w="1805"/>
       </w:tblGrid>
       <w:tr>
-        <w:tblPrEx>
-          <w:tblCellMar>
-            <w:top w:w="0" w:type="dxa"/>
-            <w:bottom w:w="0" w:type="dxa"/>
-          </w:tblCellMar>
-        </w:tblPrEx>
         <w:tc>
           <w:tcPr>
             <w:tcW w:w="1805" w:type="dxa"/>
@@ -8049,12 +7982,6 @@
         </w:tc>
       </w:tr>
       <w:tr>
-        <w:tblPrEx>
-          <w:tblCellMar>
-            <w:top w:w="0" w:type="dxa"/>
-            <w:bottom w:w="0" w:type="dxa"/>
-          </w:tblCellMar>
-        </w:tblPrEx>
         <w:tc>
           <w:tcPr>
             <w:tcW w:w="1805" w:type="dxa"/>
@@ -8222,12 +8149,6 @@
         </w:tc>
       </w:tr>
       <w:tr>
-        <w:tblPrEx>
-          <w:tblCellMar>
-            <w:top w:w="0" w:type="dxa"/>
-            <w:bottom w:w="0" w:type="dxa"/>
-          </w:tblCellMar>
-        </w:tblPrEx>
         <w:tc>
           <w:tcPr>
             <w:tcW w:w="1805" w:type="dxa"/>
@@ -8395,12 +8316,6 @@
         </w:tc>
       </w:tr>
       <w:tr>
-        <w:tblPrEx>
-          <w:tblCellMar>
-            <w:top w:w="0" w:type="dxa"/>
-            <w:bottom w:w="0" w:type="dxa"/>
-          </w:tblCellMar>
-        </w:tblPrEx>
         <w:tc>
           <w:tcPr>
             <w:tcW w:w="1805" w:type="dxa"/>
@@ -8568,12 +8483,6 @@
         </w:tc>
       </w:tr>
       <w:tr>
-        <w:tblPrEx>
-          <w:tblCellMar>
-            <w:top w:w="0" w:type="dxa"/>
-            <w:bottom w:w="0" w:type="dxa"/>
-          </w:tblCellMar>
-        </w:tblPrEx>
         <w:tc>
           <w:tcPr>
             <w:tcW w:w="1805" w:type="dxa"/>
@@ -8741,12 +8650,6 @@
         </w:tc>
       </w:tr>
       <w:tr>
-        <w:tblPrEx>
-          <w:tblCellMar>
-            <w:top w:w="0" w:type="dxa"/>
-            <w:bottom w:w="0" w:type="dxa"/>
-          </w:tblCellMar>
-        </w:tblPrEx>
         <w:tc>
           <w:tcPr>
             <w:tcW w:w="1805" w:type="dxa"/>
@@ -9431,7 +9334,7 @@
           <w:kern w:val="0"/>
           <w:sz w:val="28"/>
           <w:szCs w:val="28"/>
-          <w:lang w:val="en-US" w:eastAsia="ru-RU"/>
+          <w:lang w:eastAsia="ru-RU"/>
           <w14:ligatures w14:val="none"/>
         </w:rPr>
         <w:t>-</w:t>
@@ -13728,6 +13631,7 @@
   <w:style w:type="character" w:default="1" w:styleId="a0">
     <w:name w:val="Default Paragraph Font"/>
     <w:uiPriority w:val="1"/>
+    <w:semiHidden/>
     <w:unhideWhenUsed/>
   </w:style>
   <w:style w:type="table" w:default="1" w:styleId="a1">
@@ -14051,6 +13955,29 @@
       <w:vertAlign w:val="superscript"/>
     </w:rPr>
   </w:style>
+  <w:style w:type="character" w:styleId="ad">
+    <w:name w:val="Hyperlink"/>
+    <w:basedOn w:val="a0"/>
+    <w:uiPriority w:val="99"/>
+    <w:unhideWhenUsed/>
+    <w:rsid w:val="00FB763A"/>
+    <w:rPr>
+      <w:color w:val="0563C1" w:themeColor="hyperlink"/>
+      <w:u w:val="single"/>
+    </w:rPr>
+  </w:style>
+  <w:style w:type="character" w:styleId="ae">
+    <w:name w:val="Unresolved Mention"/>
+    <w:basedOn w:val="a0"/>
+    <w:uiPriority w:val="99"/>
+    <w:semiHidden/>
+    <w:unhideWhenUsed/>
+    <w:rsid w:val="00FB763A"/>
+    <w:rPr>
+      <w:color w:val="605E5C"/>
+      <w:shd w:val="clear" w:color="auto" w:fill="E1DFDD"/>
+    </w:rPr>
+  </w:style>
 </w:styles>
 </file>
 
